--- a/doc/Magyar Virág ENG-ML.docx
+++ b/doc/Magyar Virág ENG-ML.docx
@@ -24,6 +24,12 @@
         <w:gridCol w:w="3855"/>
       </w:tblGrid>
       <w:tr>
+        <w:tblPrEx>
+          <w:tblCellMar>
+            <w:top w:w="0" w:type="dxa"/>
+            <w:bottom w:w="0" w:type="dxa"/>
+          </w:tblCellMar>
+        </w:tblPrEx>
         <w:tc>
           <w:tcPr>
             <w:tcW w:w="5783" w:type="dxa"/>
@@ -68,7 +74,7 @@
                 <w:sz w:val="22"/>
                 <w:szCs w:val="22"/>
               </w:rPr>
-              <w:t>Motivációs levél  •  Diákmunka pályázat</w:t>
+              <w:t xml:space="preserve">Motivational Letter  •  Student Job Application</w:t>
             </w:r>
           </w:p>
         </w:tc>
@@ -103,7 +109,7 @@
                 <w:sz w:val="19"/>
                 <w:szCs w:val="19"/>
               </w:rPr>
-              <w:t xml:space="preserve">E-mail: </w:t>
+              <w:t xml:space="preserve">Email: </w:t>
             </w:r>
             <w:r>
               <w:rPr>
@@ -128,7 +134,7 @@
                 <w:sz w:val="19"/>
                 <w:szCs w:val="19"/>
               </w:rPr>
-              <w:t xml:space="preserve">Telefon: </w:t>
+              <w:t xml:space="preserve">Phone: </w:t>
             </w:r>
             <w:r>
               <w:rPr>
@@ -137,25 +143,7 @@
                 <w:sz w:val="19"/>
                 <w:szCs w:val="19"/>
               </w:rPr>
-              <w:t>+36</w:t>
-            </w:r>
-            <w:r>
-              <w:rPr>
-                <w:rFonts w:ascii="Calibri" w:eastAsia="Calibri" w:hAnsi="Calibri" w:cs="Calibri"/>
-                <w:color w:val="4A3B4E"/>
-                <w:sz w:val="19"/>
-                <w:szCs w:val="19"/>
-              </w:rPr>
-              <w:t xml:space="preserve"> </w:t>
-            </w:r>
-            <w:r>
-              <w:rPr>
-                <w:rFonts w:ascii="Calibri" w:eastAsia="Calibri" w:hAnsi="Calibri" w:cs="Calibri"/>
-                <w:color w:val="4A3B4E"/>
-                <w:sz w:val="19"/>
-                <w:szCs w:val="19"/>
-              </w:rPr>
-              <w:t>XX XXX XXXX</w:t>
+              <w:t xml:space="preserve">+36 XX XXX XXXX</w:t>
             </w:r>
           </w:p>
           <w:p>
@@ -168,7 +156,7 @@
                 <w:sz w:val="19"/>
                 <w:szCs w:val="19"/>
               </w:rPr>
-              <w:t xml:space="preserve">Webhely: </w:t>
+              <w:t xml:space="preserve">Website: </w:t>
             </w:r>
             <w:r>
               <w:rPr>
@@ -210,6 +198,12 @@
         <w:gridCol w:w="9638"/>
       </w:tblGrid>
       <w:tr>
+        <w:tblPrEx>
+          <w:tblCellMar>
+            <w:top w:w="0" w:type="dxa"/>
+            <w:bottom w:w="0" w:type="dxa"/>
+          </w:tblCellMar>
+        </w:tblPrEx>
         <w:tc>
           <w:tcPr>
             <w:tcW w:w="9638" w:type="dxa"/>
@@ -240,7 +234,7 @@
                 <w:sz w:val="22"/>
                 <w:szCs w:val="22"/>
               </w:rPr>
-              <w:t>[Cég neve]</w:t>
+              <w:t xml:space="preserve">[Company name]</w:t>
             </w:r>
           </w:p>
           <w:p>
@@ -256,7 +250,7 @@
                 <w:sz w:val="21"/>
                 <w:szCs w:val="21"/>
               </w:rPr>
-              <w:t>[Pozíció megnevezése]</w:t>
+              <w:t xml:space="preserve">[Position title]</w:t>
             </w:r>
           </w:p>
           <w:p>
@@ -267,7 +261,7 @@
                 <w:sz w:val="21"/>
                 <w:szCs w:val="21"/>
               </w:rPr>
-              <w:t>Tisztelt [Toborzó neve / Humán Erőforrás Osztály]!</w:t>
+              <w:t xml:space="preserve">Dear [Recruiter's name / Human Resources Department],</w:t>
             </w:r>
           </w:p>
         </w:tc>
@@ -296,7 +290,7 @@
           <w:sz w:val="22"/>
           <w:szCs w:val="22"/>
         </w:rPr>
-        <w:t xml:space="preserve"> vagyok, a </w:t>
+        <w:t xml:space="preserve">, and I am a psychology student at the </w:t>
       </w:r>
       <w:r>
         <w:rPr>
@@ -307,7 +301,51 @@
           <w:sz w:val="22"/>
           <w:szCs w:val="22"/>
         </w:rPr>
-        <w:t xml:space="preserve">Debreceni </w:t>
+        <w:t xml:space="preserve">University of Debrecen, Faculty of Arts</w:t>
+      </w:r>
+      <w:r>
+        <w:rPr>
+          <w:rFonts w:ascii="Calibri" w:eastAsia="Calibri" w:hAnsi="Calibri" w:cs="Calibri"/>
+          <w:color w:val="4A3B4E"/>
+          <w:sz w:val="22"/>
+          <w:szCs w:val="22"/>
+        </w:rPr>
+        <w:t xml:space="preserve">. I am very interested in applying for the above-mentioned student position, as alongside my studies I would like to gain real work experience, develop myself, and actively contribute to a motivating environment.</w:t>
+      </w:r>
+    </w:p>
+    <w:p>
+      <w:pPr>
+        <w:spacing w:after="220"/>
+        <w:jc w:val="both"/>
+      </w:pPr>
+      <w:r>
+        <w:rPr>
+          <w:rFonts w:ascii="Calibri" w:eastAsia="Calibri" w:hAnsi="Calibri" w:cs="Calibri"/>
+          <w:color w:val="4A3B4E"/>
+          <w:sz w:val="22"/>
+          <w:szCs w:val="22"/>
+        </w:rPr>
+        <w:t xml:space="preserve">My personality is defined by </w:t>
+      </w:r>
+      <w:r>
+        <w:rPr>
+          <w:rFonts w:ascii="Calibri" w:eastAsia="Calibri" w:hAnsi="Calibri" w:cs="Calibri"/>
+          <w:b/>
+          <w:bCs/>
+          <w:color w:val="8E6D84"/>
+          <w:sz w:val="22"/>
+          <w:szCs w:val="22"/>
+        </w:rPr>
+        <w:t xml:space="preserve">precision, analytical thinking, and an idealistic attitude</w:t>
+      </w:r>
+      <w:r>
+        <w:rPr>
+          <w:rFonts w:ascii="Calibri" w:eastAsia="Calibri" w:hAnsi="Calibri" w:cs="Calibri"/>
+          <w:color w:val="4A3B4E"/>
+          <w:sz w:val="22"/>
+          <w:szCs w:val="22"/>
+        </w:rPr>
+        <w:t xml:space="preserve"> – I honed these qualities over </w:t>
       </w:r>
       <w:r>
         <w:rPr>
@@ -318,7 +356,31 @@
           <w:sz w:val="22"/>
           <w:szCs w:val="22"/>
         </w:rPr>
-        <w:t xml:space="preserve">Egyetem Bölcsészettudományi </w:t>
+        <w:t xml:space="preserve">13 years of competitive artistic gymnastics</w:t>
+      </w:r>
+      <w:r>
+        <w:rPr>
+          <w:rFonts w:ascii="Calibri" w:eastAsia="Calibri" w:hAnsi="Calibri" w:cs="Calibri"/>
+          <w:color w:val="4A3B4E"/>
+          <w:sz w:val="22"/>
+          <w:szCs w:val="22"/>
+        </w:rPr>
+        <w:t xml:space="preserve">. I twice won the Hungarian National Championship gold medal (balance beam, 2019; floor exercise, 2018), which showed me that persistent, disciplined work pays off. This mindset shows up in everything I do: I carry out my commitments precisely, conscientiously, and tirelessly.</w:t>
+      </w:r>
+    </w:p>
+    <w:p>
+      <w:pPr>
+        <w:spacing w:after="220"/>
+        <w:jc w:val="both"/>
+      </w:pPr>
+      <w:r>
+        <w:rPr>
+          <w:rFonts w:ascii="Calibri" w:eastAsia="Calibri" w:hAnsi="Calibri" w:cs="Calibri"/>
+          <w:color w:val="4A3B4E"/>
+          <w:sz w:val="22"/>
+          <w:szCs w:val="22"/>
+        </w:rPr>
+        <w:t xml:space="preserve">I completed my secondary school studies with excellent results: </w:t>
       </w:r>
       <w:r>
         <w:rPr>
@@ -329,7 +391,7 @@
           <w:sz w:val="22"/>
           <w:szCs w:val="22"/>
         </w:rPr>
-        <w:t>Karának</w:t>
+        <w:t xml:space="preserve">I passed my advanced-level school-leaving exam (érettségi) in English and History</w:t>
       </w:r>
       <w:r>
         <w:rPr>
@@ -338,40 +400,7 @@
           <w:sz w:val="22"/>
           <w:szCs w:val="22"/>
         </w:rPr>
-        <w:t xml:space="preserve"> pszichológia hallgatója. Nagy érdeklődéssel pályázom a fent jelzett diákmunka pozícióra, mivel tanulmányaim mellett szeretnék valódi munkatapasztalatot szerezni, fejlődni, és aktívan hozzájárulni egy motiváló környezet</w:t>
-      </w:r>
-      <w:r>
-        <w:rPr>
-          <w:rFonts w:ascii="Calibri" w:eastAsia="Calibri" w:hAnsi="Calibri" w:cs="Calibri"/>
-          <w:color w:val="4A3B4E"/>
-          <w:sz w:val="22"/>
-          <w:szCs w:val="22"/>
-        </w:rPr>
-        <w:t>hez</w:t>
-      </w:r>
-      <w:r>
-        <w:rPr>
-          <w:rFonts w:ascii="Calibri" w:eastAsia="Calibri" w:hAnsi="Calibri" w:cs="Calibri"/>
-          <w:color w:val="4A3B4E"/>
-          <w:sz w:val="22"/>
-          <w:szCs w:val="22"/>
-        </w:rPr>
-        <w:t>.</w:t>
-      </w:r>
-    </w:p>
-    <w:p>
-      <w:pPr>
-        <w:spacing w:after="220"/>
-        <w:jc w:val="both"/>
-      </w:pPr>
-      <w:r>
-        <w:rPr>
-          <w:rFonts w:ascii="Calibri" w:eastAsia="Calibri" w:hAnsi="Calibri" w:cs="Calibri"/>
-          <w:color w:val="4A3B4E"/>
-          <w:sz w:val="22"/>
-          <w:szCs w:val="22"/>
-        </w:rPr>
-        <w:t xml:space="preserve">Személyiségemet meghatározza a </w:t>
+        <w:t xml:space="preserve">, and in 2024 I obtained </w:t>
       </w:r>
       <w:r>
         <w:rPr>
@@ -382,7 +411,7 @@
           <w:sz w:val="22"/>
           <w:szCs w:val="22"/>
         </w:rPr>
-        <w:t>precizitás, az elemző gondolkodás és az idealista hozzáállás</w:t>
+        <w:t xml:space="preserve">a C1-level advanced English language certificate</w:t>
       </w:r>
       <w:r>
         <w:rPr>
@@ -391,49 +420,7 @@
           <w:sz w:val="22"/>
           <w:szCs w:val="22"/>
         </w:rPr>
-        <w:t xml:space="preserve"> – ezeket az értékeket </w:t>
-      </w:r>
-      <w:r>
-        <w:rPr>
-          <w:rFonts w:ascii="Calibri" w:eastAsia="Calibri" w:hAnsi="Calibri" w:cs="Calibri"/>
-          <w:b/>
-          <w:bCs/>
-          <w:color w:val="4A3B4E"/>
-          <w:sz w:val="22"/>
-          <w:szCs w:val="22"/>
-        </w:rPr>
-        <w:t xml:space="preserve">13 éves versenyszerű </w:t>
-      </w:r>
-      <w:r>
-        <w:rPr>
-          <w:rFonts w:ascii="Calibri" w:eastAsia="Calibri" w:hAnsi="Calibri" w:cs="Calibri"/>
-          <w:b/>
-          <w:bCs/>
-          <w:color w:val="4A3B4E"/>
-          <w:sz w:val="22"/>
-          <w:szCs w:val="22"/>
-        </w:rPr>
-        <w:t>szer</w:t>
-      </w:r>
-      <w:r>
-        <w:rPr>
-          <w:rFonts w:ascii="Calibri" w:eastAsia="Calibri" w:hAnsi="Calibri" w:cs="Calibri"/>
-          <w:b/>
-          <w:bCs/>
-          <w:color w:val="4A3B4E"/>
-          <w:sz w:val="22"/>
-          <w:szCs w:val="22"/>
-        </w:rPr>
-        <w:t>tornázás</w:t>
-      </w:r>
-      <w:r>
-        <w:rPr>
-          <w:rFonts w:ascii="Calibri" w:eastAsia="Calibri" w:hAnsi="Calibri" w:cs="Calibri"/>
-          <w:color w:val="4A3B4E"/>
-          <w:sz w:val="22"/>
-          <w:szCs w:val="22"/>
-        </w:rPr>
-        <w:t xml:space="preserve"> alatt csiszoltam. Két alkalommal szereztem Magyar Bajnoki aranyérmet (gerenda, 2019; talaj, 2018), ami megmutatta, hogy a kitartó, fegyelmezett munka meghozza gyümölcsét. Ez a mentalitás minden feladatomban megjelenik: pontosan, lelkiismeretesen és fáradhatatlanul végzem, amit vállalok.</w:t>
+        <w:t xml:space="preserve">. My psychology studies are developing my communication, empathy, and problem-solving skills, which are especially valuable in people-facing or team-based tasks. I learn quickly, adapt readily to new situations, and approach every colleague and partner with a friendly, courteous attitude.</w:t>
       </w:r>
     </w:p>
     <w:p>
@@ -448,27 +435,7 @@
           <w:sz w:val="22"/>
           <w:szCs w:val="22"/>
         </w:rPr>
-        <w:t xml:space="preserve">Gimnáziumi tanulmányaimat kiváló eredménnyel zártam: </w:t>
-      </w:r>
-      <w:r>
-        <w:rPr>
-          <w:rFonts w:ascii="Calibri" w:eastAsia="Calibri" w:hAnsi="Calibri" w:cs="Calibri"/>
-          <w:b/>
-          <w:bCs/>
-          <w:color w:val="4A3B4E"/>
-          <w:sz w:val="22"/>
-          <w:szCs w:val="22"/>
-        </w:rPr>
-        <w:t>emelt szintű angolból és történelemből érettségiztem</w:t>
-      </w:r>
-      <w:r>
-        <w:rPr>
-          <w:rFonts w:ascii="Calibri" w:eastAsia="Calibri" w:hAnsi="Calibri" w:cs="Calibri"/>
-          <w:color w:val="4A3B4E"/>
-          <w:sz w:val="22"/>
-          <w:szCs w:val="22"/>
-        </w:rPr>
-        <w:t xml:space="preserve">, valamint 2024-ben </w:t>
+        <w:t xml:space="preserve">I am convinced that </w:t>
       </w:r>
       <w:r>
         <w:rPr>
@@ -479,7 +446,7 @@
           <w:sz w:val="22"/>
           <w:szCs w:val="22"/>
         </w:rPr>
-        <w:t>C1 szintű felsőfokú angol nyelvvizsgát</w:t>
+        <w:t xml:space="preserve">my reliability, precision, and motivation to learn</w:t>
       </w:r>
       <w:r>
         <w:rPr>
@@ -488,46 +455,11 @@
           <w:sz w:val="22"/>
           <w:szCs w:val="22"/>
         </w:rPr>
-        <w:t xml:space="preserve"> szereztem. Pszichológia szakos tanulmányaim fejlesztik kommunikációs, empátiás és problémamegoldó készségeimet, amelyek különösen értékesek emberközeli vagy csapatmunkát igénylő feladatokban. Gyorsan tanulok, szívesen alkalmazkodom új helyzetekhez, és barátságos, illemtudó hozzáállással fordulok minden munkatársamhoz és partnerhez.</w:t>
+        <w:t xml:space="preserve"> represent real value for [company name]. I am happy to take on flexible part-time or occasional work, and I carry out my tasks with full commitment. I would be delighted to meet you in person to introduce myself in more detail.</w:t>
       </w:r>
     </w:p>
     <w:p>
       <w:pPr>
-        <w:spacing w:after="220"/>
-        <w:jc w:val="both"/>
-      </w:pPr>
-      <w:r>
-        <w:rPr>
-          <w:rFonts w:ascii="Calibri" w:eastAsia="Calibri" w:hAnsi="Calibri" w:cs="Calibri"/>
-          <w:color w:val="4A3B4E"/>
-          <w:sz w:val="22"/>
-          <w:szCs w:val="22"/>
-        </w:rPr>
-        <w:t xml:space="preserve">Meggyőződésem, hogy </w:t>
-      </w:r>
-      <w:r>
-        <w:rPr>
-          <w:rFonts w:ascii="Calibri" w:eastAsia="Calibri" w:hAnsi="Calibri" w:cs="Calibri"/>
-          <w:b/>
-          <w:bCs/>
-          <w:color w:val="8E6D84"/>
-          <w:sz w:val="22"/>
-          <w:szCs w:val="22"/>
-        </w:rPr>
-        <w:t>megbízhatóságom, precizitásom és tanulási motivációm</w:t>
-      </w:r>
-      <w:r>
-        <w:rPr>
-          <w:rFonts w:ascii="Calibri" w:eastAsia="Calibri" w:hAnsi="Calibri" w:cs="Calibri"/>
-          <w:color w:val="4A3B4E"/>
-          <w:sz w:val="22"/>
-          <w:szCs w:val="22"/>
-        </w:rPr>
-        <w:t xml:space="preserve"> értéket jelent a(z) [cég neve] számára. Rugalmasan vállalok részmunkaidős vagy alkalmi beosztást, és maximális elköteleződéssel végzem feladataimat. Örömmel találkoznék Önökkel személyesen is, hogy részletesebben bemutassam magam.</w:t>
-      </w:r>
-    </w:p>
-    <w:p>
-      <w:pPr>
         <w:spacing w:after="260"/>
         <w:jc w:val="both"/>
       </w:pPr>
@@ -538,7 +470,7 @@
           <w:sz w:val="22"/>
           <w:szCs w:val="22"/>
         </w:rPr>
-        <w:t>Válaszát előre is köszönöm, és remélem, hamarosan személyesen is megismerhetjük egymást.</w:t>
+        <w:t xml:space="preserve">Thank you in advance for your reply, and I hope we will soon have the chance to meet in person.</w:t>
       </w:r>
     </w:p>
     <w:p>
@@ -554,7 +486,7 @@
           <w:sz w:val="22"/>
           <w:szCs w:val="22"/>
         </w:rPr>
-        <w:t>Tisztelettel,</w:t>
+        <w:t>Sincerely,</w:t>
       </w:r>
     </w:p>
     <w:p>
@@ -584,16 +516,7 @@
           <w:iCs/>
           <w:color w:val="7D6B7F"/>
         </w:rPr>
-        <w:t xml:space="preserve">Pszichológia hallgató, Debreceni </w:t>
-      </w:r>
-      <w:r>
-        <w:rPr>
-          <w:rFonts w:ascii="Calibri" w:eastAsia="Calibri" w:hAnsi="Calibri" w:cs="Calibri"/>
-          <w:i/>
-          <w:iCs/>
-          <w:color w:val="7D6B7F"/>
-        </w:rPr>
-        <w:t>Egyetem</w:t>
+        <w:t xml:space="preserve">Psychology student, University of Debrecen</w:t>
       </w:r>
     </w:p>
     <w:tbl>
@@ -618,6 +541,12 @@
         <w:gridCol w:w="4819"/>
       </w:tblGrid>
       <w:tr>
+        <w:tblPrEx>
+          <w:tblCellMar>
+            <w:top w:w="0" w:type="dxa"/>
+            <w:bottom w:w="0" w:type="dxa"/>
+          </w:tblCellMar>
+        </w:tblPrEx>
         <w:tc>
           <w:tcPr>
             <w:tcW w:w="4819" w:type="dxa"/>
@@ -646,7 +575,7 @@
                 <w:bCs/>
                 <w:color w:val="8E6D84"/>
               </w:rPr>
-              <w:t>ELÉRHETŐSÉG</w:t>
+              <w:t>CONTACT</w:t>
             </w:r>
           </w:p>
           <w:p>
@@ -681,21 +610,7 @@
                 <w:rFonts w:ascii="Calibri" w:eastAsia="Calibri" w:hAnsi="Calibri" w:cs="Calibri"/>
                 <w:color w:val="4A3B4E"/>
               </w:rPr>
-              <w:t>+36</w:t>
-            </w:r>
-            <w:r>
-              <w:rPr>
-                <w:rFonts w:ascii="Calibri" w:eastAsia="Calibri" w:hAnsi="Calibri" w:cs="Calibri"/>
-                <w:color w:val="4A3B4E"/>
-              </w:rPr>
-              <w:t xml:space="preserve"> </w:t>
-            </w:r>
-            <w:r>
-              <w:rPr>
-                <w:rFonts w:ascii="Calibri" w:eastAsia="Calibri" w:hAnsi="Calibri" w:cs="Calibri"/>
-                <w:color w:val="4A3B4E"/>
-              </w:rPr>
-              <w:t>XX XXX XXXX</w:t>
+              <w:t xml:space="preserve">+36 XX XXX XXXX</w:t>
             </w:r>
           </w:p>
         </w:tc>
@@ -727,7 +642,7 @@
                 <w:bCs/>
                 <w:color w:val="8E6D84"/>
               </w:rPr>
-              <w:t>MELLÉKLETEK</w:t>
+              <w:t>ATTACHMENTS</w:t>
             </w:r>
           </w:p>
           <w:p>
@@ -748,7 +663,7 @@
                 <w:rFonts w:ascii="Calibri" w:eastAsia="Calibri" w:hAnsi="Calibri" w:cs="Calibri"/>
                 <w:color w:val="4A3B4E"/>
               </w:rPr>
-              <w:t>Szakmai önéletrajz</w:t>
+              <w:t xml:space="preserve">Professional CV</w:t>
             </w:r>
           </w:p>
           <w:p>
@@ -769,7 +684,7 @@
                 <w:rFonts w:ascii="Calibri" w:eastAsia="Calibri" w:hAnsi="Calibri" w:cs="Calibri"/>
                 <w:color w:val="4A3B4E"/>
               </w:rPr>
-              <w:t>Nyelvvizsga-bizonyítvány (C1 angol)</w:t>
+              <w:t xml:space="preserve">Language certificate (C1 English)</w:t>
             </w:r>
           </w:p>
           <w:p>
@@ -787,7 +702,7 @@
                 <w:rFonts w:ascii="Calibri" w:eastAsia="Calibri" w:hAnsi="Calibri" w:cs="Calibri"/>
                 <w:color w:val="4A3B4E"/>
               </w:rPr>
-              <w:t>Érettségi bizonyítvány</w:t>
+              <w:t xml:space="preserve">Secondary school leaving certificate</w:t>
             </w:r>
           </w:p>
         </w:tc>
@@ -815,7 +730,7 @@
           <w:sz w:val="16"/>
           <w:szCs w:val="16"/>
         </w:rPr>
-        <w:t>Hozzájárulok személyes adataim kezeléséhez jelen álláspályázat céljából.</w:t>
+        <w:t xml:space="preserve">I consent to the processing of my personal data for the purposes of this job application.</w:t>
       </w:r>
     </w:p>
     <w:p>
@@ -846,7 +761,7 @@
           <w:sz w:val="21"/>
           <w:szCs w:val="21"/>
         </w:rPr>
-        <w:t>Miskolc, 2026.szeptember</w:t>
+        <w:t>Miskolc, September 2026</w:t>
       </w:r>
     </w:p>
     <w:sectPr>
